--- a/backend/apps/documents/docx_templates/2-案件材料/3-申请执行材料/程序配套/材料清单或诉讼材料接收表.docx
+++ b/backend/apps/documents/docx_templates/2-案件材料/3-申请执行材料/程序配套/材料清单或诉讼材料接收表.docx
@@ -157,6 +157,9 @@
                 <w:u w:val="single"/>
               </w:rPr>
             </w:pPr>
+            <w:r>
+              <w:t>{{case_number}}</w:t>
+            </w:r>
           </w:p>
         </w:tc>
         <w:tc>
@@ -223,6 +226,9 @@
                 <w:szCs w:val="22"/>
               </w:rPr>
             </w:pPr>
+            <w:r>
+              <w:t>{{plaintiff_name}}</w:t>
+            </w:r>
           </w:p>
         </w:tc>
       </w:tr>
@@ -2372,7 +2378,7 @@
                 <w:sz w:val="28"/>
                 <w:szCs w:val="22"/>
               </w:rPr>
-              <w:t>提交人：</w:t>
+              <w:t>提交人：{{fill_date}}</w:t>
             </w:r>
           </w:p>
           <w:p>
